--- a/_site/EL2.docx
+++ b/_site/EL2.docx
@@ -48,7 +48,7 @@
         </w:numPr>
       </w:pPr>
       <w:r>
-        <w:t xml:space="preserve">Lecture handouts main sourse for examination (seminair</w:t>
+        <w:t xml:space="preserve">Lecture handouts main source for examination (seminar</w:t>
       </w:r>
       <w:r>
         <w:t xml:space="preserve"> </w:t>
@@ -98,7 +98,7 @@
         <w:t xml:space="preserve"> </w:t>
       </w:r>
       <w:r>
-        <w:t xml:space="preserve">(in the results section incl. figures and tables), discussion and conclusions. Examined as part of seminair</w:t>
+        <w:t xml:space="preserve">(in the results section incl. figures and tables), discussion and conclusions. Examined as part of seminar</w:t>
       </w:r>
       <w:r>
         <w:t xml:space="preserve"> </w:t>
@@ -127,7 +127,7 @@
         </w:numPr>
       </w:pPr>
       <w:r>
-        <w:t xml:space="preserve">Next lecture: Swedish legislation (including associated reading). Examined as part of seminair</w:t>
+        <w:t xml:space="preserve">Next lecture: Swedish legislation (including associated reading). Examined as part of seminar</w:t>
       </w:r>
       <w:r>
         <w:t xml:space="preserve"> </w:t>
@@ -198,7 +198,7 @@
         <w:t xml:space="preserve"> </w:t>
       </w:r>
       <w:r>
-        <w:t xml:space="preserve">section does not have a legal focus but the legal parts explains why we use this data. Read for your own understanding (not examied).</w:t>
+        <w:t xml:space="preserve">section does not have a legal focus but the legal parts explains why we use this data. Read for your own understanding (not examined).</w:t>
       </w:r>
     </w:p>
     <w:bookmarkStart w:id="24" w:name="european-legislation"/>
@@ -581,7 +581,7 @@
         </w:numPr>
       </w:pPr>
       <w:r>
-        <w:t xml:space="preserve">recitals (non-binding explanaitions before the articles describing the purpose and context).</w:t>
+        <w:t xml:space="preserve">recitals (non-binding explanations before the articles describing the purpose and context).</w:t>
       </w:r>
     </w:p>
     <w:p>
@@ -786,13 +786,7 @@
               </w:r>
             </w:hyperlink>
             <w:r>
-              <w:t xml:space="preserve">.</w:t>
-            </w:r>
-            <w:r>
-              <w:t xml:space="preserve"> </w:t>
-            </w:r>
-            <w:r>
-              <w:t xml:space="preserve">Take a quick look to get a very brief overview. However, it is recommended reading only if you suffer from insomnia — it is not required for fulfilling the course requirements!</w:t>
+              <w:t xml:space="preserve">. Take a quick look to get a very brief overview. However, it is recommended reading only if you suffer from insomnia — it is not required for fulfilling the course requirements!</w:t>
             </w:r>
           </w:p>
           <w:p/>
@@ -1462,7 +1456,7 @@
         <w:t xml:space="preserve"> </w:t>
       </w:r>
       <w:r>
-        <w:t xml:space="preserve">or on sets of personal data, whether or not by automated means, such as collection, recording, organisation, structuring, storage, adaptation or alteration, retrieval, consultation, use, disclosure by transmission, dissemination or otherwise making available, alignment or combination, restriction, erasure or destruction;</w:t>
+        <w:t xml:space="preserve">or on sets of personal data, whether or not by automated means, such as collection, recording, organization, structuring, storage, adaptation or alteration, retrieval, consultation, use, disclosure by transmission, dissemination or otherwise making available, alignment or combination, restriction, erasure or destruction;</w:t>
       </w:r>
     </w:p>
     <w:p>
@@ -1491,7 +1485,7 @@
         <w:t xml:space="preserve">no longer be attributed to a specific data subject without the use of additional information</w:t>
       </w:r>
       <w:r>
-        <w:t xml:space="preserve">, provided that such additional information is kept separately and is subject to technical and organisational measures to ensure that the personal data are not attributed to an identified or identifiable natural person;</w:t>
+        <w:t xml:space="preserve">, provided that such additional information is kept separately and is subject to technical and organizational measures to ensure that the personal data are not attributed to an identified or identifiable natural person;</w:t>
       </w:r>
     </w:p>
     <w:p>
@@ -1616,7 +1610,7 @@
         <w:pStyle w:val="Definition"/>
       </w:pPr>
       <w:r>
-        <w:t xml:space="preserve">means a breach of security leading to the accidental or unlawful destruction, loss, alteration,</w:t>
+        <w:t xml:space="preserve">means a breach of security leading to the accidental or unlawful destruction, loss, alteration, unauthorized</w:t>
       </w:r>
       <w:r>
         <w:t xml:space="preserve"> </w:t>
@@ -1626,7 +1620,7 @@
           <w:b/>
           <w:bCs/>
         </w:rPr>
-        <w:t xml:space="preserve">unauthorised disclosure of, or access to, personal data</w:t>
+        <w:t xml:space="preserve">disclosure of, or access to, personal data</w:t>
       </w:r>
       <w:r>
         <w:t xml:space="preserve"> </w:t>
@@ -1833,7 +1827,7 @@
         <w:pStyle w:val="FirstParagraph"/>
       </w:pPr>
       <w:r>
-        <w:t xml:space="preserve">Legal ground (d) is the most relevant if you work iwith secondary data in the public sector (research and reporting etc). (a) is relevant to collect primary data for research etc. (e) is a delicate one …</w:t>
+        <w:t xml:space="preserve">Legal ground (d) is the most relevant if you work with secondary data in the public sector (research and reporting etc). (a) is relevant to collect primary data for research etc. (e) is a delicate one …</w:t>
       </w:r>
     </w:p>
     <w:bookmarkEnd w:id="37"/>
@@ -2296,7 +2290,7 @@
         <w:pStyle w:val="FirstParagraph"/>
       </w:pPr>
       <w:r>
-        <w:t xml:space="preserve">Examples of organisational safeguards include:</w:t>
+        <w:t xml:space="preserve">Examples of organizational safeguards include:</w:t>
       </w:r>
     </w:p>
     <w:p>
@@ -2452,7 +2446,7 @@
         </w:numPr>
       </w:pPr>
       <w:r>
-        <w:t xml:space="preserve">Access is limited to authorised personnel</w:t>
+        <w:t xml:space="preserve">Access is limited to authorized personnel</w:t>
       </w:r>
     </w:p>
     <w:p>
@@ -2796,7 +2790,7 @@
         </w:numPr>
       </w:pPr>
       <w:r>
-        <w:t xml:space="preserve">Appropriate technical and organisational measures</w:t>
+        <w:t xml:space="preserve">Appropriate technical and organizational measures</w:t>
       </w:r>
     </w:p>
     <w:p>
@@ -3409,7 +3403,7 @@
           <w:b/>
           <w:bCs/>
         </w:rPr>
-        <w:t xml:space="preserve">From ~2029 onwards</w:t>
+        <w:t xml:space="preserve">From ~2029 onward</w:t>
       </w:r>
       <w:r>
         <w:t xml:space="preserve">:</w:t>
@@ -3612,7 +3606,7 @@
         </w:numPr>
       </w:pPr>
       <w:r>
-        <w:t xml:space="preserve">EHDS explicitly recognises</w:t>
+        <w:t xml:space="preserve">EHDS explicitly recognizes</w:t>
       </w:r>
       <w:r>
         <w:t xml:space="preserve"> </w:t>
@@ -3712,7 +3706,7 @@
         </w:numPr>
       </w:pPr>
       <w:r>
-        <w:t xml:space="preserve">harmonisation and comparability analyses</w:t>
+        <w:t xml:space="preserve">harmonization and comparability analyses</w:t>
       </w:r>
     </w:p>
     <w:bookmarkEnd w:id="56"/>

--- a/_site/EL2.docx
+++ b/_site/EL2.docx
@@ -98,24 +98,7 @@
         <w:t xml:space="preserve"> </w:t>
       </w:r>
       <w:r>
-        <w:t xml:space="preserve">(in the results section incl. figures and tables), discussion and conclusions. Examined as part of seminar</w:t>
-      </w:r>
-      <w:r>
-        <w:t xml:space="preserve"> </w:t>
-      </w:r>
-      <w:hyperlink r:id="rId20">
-        <w:r>
-          <w:rPr>
-            <w:rStyle w:val="Hyperlink"/>
-          </w:rPr>
-          <w:t xml:space="preserve">ES1</w:t>
-        </w:r>
-      </w:hyperlink>
-      <w:r>
-        <w:t xml:space="preserve"> </w:t>
-      </w:r>
-      <w:r>
-        <w:t xml:space="preserve">(not the DISA exam).</w:t>
+        <w:t xml:space="preserve">(in the results section incl. figures and tables), discussion and conclusions.</w:t>
       </w:r>
     </w:p>
     <w:p>
